--- a/backend/app/static/templates/docx/agreement.docx
+++ b/backend/app/static/templates/docx/agreement.docx
@@ -1546,7 +1546,7 @@
       <w:spacing w:after="0" w:line="240" w:lineRule="auto"/>
     </w:pPr>
     <w:r>
-      <w:t>Copyright © 2025 SpacePoint. All rights reserved.</w:t>
+      <w:t>Copyright © 2026 SpacePoint. All rights reserved.</w:t>
     </w:r>
     <w:r>
       <w:tab/>

--- a/backend/app/static/templates/docx/agreement.docx
+++ b/backend/app/static/templates/docx/agreement.docx
@@ -181,7 +181,6 @@
       <w:r>
         <w:rPr>
           <w:rFonts w:ascii="Aptos" w:hAnsi="Aptos"/>
-          <w:highlight w:val="yellow"/>
         </w:rPr>
         <w:t>{{ instructor_name }}</w:t>
       </w:r>
@@ -190,31 +189,27 @@
           <w:rFonts w:ascii="Aptos" w:hAnsi="Aptos"/>
           <w:b/>
           <w:bCs/>
-          <w:highlight w:val="yellow"/>
-        </w:rPr>
-      </w:r>
-      <w:r>
-        <w:rPr>
-          <w:rFonts w:ascii="Aptos" w:hAnsi="Aptos"/>
-          <w:b/>
-          <w:bCs/>
-          <w:highlight w:val="yellow"/>
-        </w:rPr>
-      </w:r>
-      <w:r>
-        <w:rPr>
-          <w:rFonts w:ascii="Aptos" w:hAnsi="Aptos"/>
-          <w:b/>
-          <w:bCs/>
-          <w:highlight w:val="yellow"/>
-        </w:rPr>
-      </w:r>
-      <w:r>
-        <w:rPr>
-          <w:rFonts w:ascii="Aptos" w:hAnsi="Aptos"/>
-          <w:b/>
-          <w:bCs/>
-          <w:highlight w:val="yellow"/>
+        </w:rPr>
+      </w:r>
+      <w:r>
+        <w:rPr>
+          <w:rFonts w:ascii="Aptos" w:hAnsi="Aptos"/>
+          <w:b/>
+          <w:bCs/>
+        </w:rPr>
+      </w:r>
+      <w:r>
+        <w:rPr>
+          <w:rFonts w:ascii="Aptos" w:hAnsi="Aptos"/>
+          <w:b/>
+          <w:bCs/>
+        </w:rPr>
+      </w:r>
+      <w:r>
+        <w:rPr>
+          <w:rFonts w:ascii="Aptos" w:hAnsi="Aptos"/>
+          <w:b/>
+          <w:bCs/>
         </w:rPr>
       </w:r>
       <w:r>
@@ -226,7 +221,6 @@
       <w:r>
         <w:rPr>
           <w:rFonts w:ascii="Aptos" w:hAnsi="Aptos"/>
-          <w:highlight w:val="yellow"/>
         </w:rPr>
         <w:t>{{ living_area }}</w:t>
       </w:r>
@@ -234,7 +228,7 @@
         <w:rPr>
           <w:rFonts w:ascii="Aptos" w:hAnsi="Aptos"/>
         </w:rPr>
-        <w:t>, United Arab Emirates (“Facilitator”).</w:t>
+        <w:t>{{ ', ' if living_area else '' }}United Arab Emirates (“Facilitator”).</w:t>
       </w:r>
     </w:p>
     <w:p>
